--- a/DocumentacaoFinal/INTEGRA_2026_Entrega_7_14_Integracao_Oxide_FluxID_Worker.docx
+++ b/DocumentacaoFinal/INTEGRA_2026_Entrega_7_14_Integracao_Oxide_FluxID_Worker.docx
@@ -605,7 +605,7 @@
                 <w:szCs w:val="17"/>
                 <w:lang w:val="pt-BR"/>
               </w:rPr>
-              <w:t xml:space="preserve">Pedido de Natã da Silva Baracho: "deixe tudo pronto sobre o lacre e a integração da API com os dois bancos, usando o FluxID como banco principal; se for necessário replicar o banco que o frontend está fazendo, faça, mas integrado com a Oxide; no final gere um relatório para eu validar".</w:t>
+              <w:t xml:space="preserve">Síntese das instruções dadas à IA. Contexto: API do lacre com fila local (Oxide) e banco principal FluxID em PostgreSQL. Tarefa: deixar pronta a integração da API com os dois bancos, com o FluxID como principal; se necessário, replicar as estruturas que o frontend está criando, integradas à Oxide. Restrições: usar só o FluxID de análise no Docker; não acessar o banco principal. Entrega esperada: Worker de sincronização, testes e relatório para validação.</w:t>
             </w:r>
           </w:p>
         </w:tc>
@@ -883,7 +883,7 @@
                 <w:szCs w:val="17"/>
                 <w:lang w:val="pt-BR"/>
               </w:rPr>
-              <w:t xml:space="preserve">Teste formal do Roteiro (seção do Worker) contra o FluxID do Docker, sem falhas; suíte com 96 de 96 casos; questionário com 15 de 15 "sim". Aprovado por Natã da Silva Baracho em 07/10/2026.</w:t>
+              <w:t xml:space="preserve">Natã da Silva Baracho, responsável pelo backend, leu o relatório de teste, conferiu os resultados com o que tinha pedido e respondeu o questionário de validação (15 de 15 "sim"). Aprovou a entrega em 07/10/2026. Evidências do relatório: teste formal do roteiro (seção do Worker) contra o FluxID do Docker, sem falhas; suíte com 96 de 96 casos. Os testes foram executados pela IA; a decisão de aprovar foi do responsável.</w:t>
             </w:r>
           </w:p>
         </w:tc>
